--- a/YapayZeka.docx
+++ b/YapayZeka.docx
@@ -1688,7 +1688,7 @@
           <w:szCs w:val="36"/>
         </w:rPr>
         <w:pict w14:anchorId="4605E7E6">
-          <v:rect id="_x0000_i1040" style="width:0;height:1.5pt" o:hralign="center" o:hrstd="t" o:hr="t" fillcolor="#a0a0a0" stroked="f"/>
+          <v:rect id="_x0000_i1029" style="width:0;height:1.5pt" o:hralign="center" o:hrstd="t" o:hr="t" fillcolor="#a0a0a0" stroked="f"/>
         </w:pict>
       </w:r>
     </w:p>
@@ -2068,12 +2068,13 @@
       </w:pPr>
       <w:r>
         <w:rPr>
+          <w:noProof/>
           <w:sz w:val="36"/>
           <w:szCs w:val="36"/>
         </w:rPr>
         <w:lastRenderedPageBreak/>
         <w:drawing>
-          <wp:inline distT="0" distB="0" distL="0" distR="0" wp14:anchorId="6B9E2E4E" wp14:editId="7A784CC6">
+          <wp:inline distT="0" distB="0" distL="0" distR="0" wp14:anchorId="6B9E2E4E" wp14:editId="434847E3">
             <wp:extent cx="5760720" cy="6719570"/>
             <wp:effectExtent l="0" t="0" r="0" b="5080"/>
             <wp:docPr id="1957215607" name="Resim 2" descr="variance and standard deviation formula and plot, yapay zekayla üretilmiş"/>
@@ -2261,7 +2262,7 @@
           <w:szCs w:val="36"/>
         </w:rPr>
         <w:pict w14:anchorId="6A3602DE">
-          <v:rect id="_x0000_i1050" style="width:0;height:1.5pt" o:hralign="center" o:hrstd="t" o:hr="t" fillcolor="#a0a0a0" stroked="f"/>
+          <v:rect id="_x0000_i1030" style="width:0;height:1.5pt" o:hralign="center" o:hrstd="t" o:hr="t" fillcolor="#a0a0a0" stroked="f"/>
         </w:pict>
       </w:r>
     </w:p>
@@ -2443,6 +2444,455 @@
     </w:p>
     <w:p>
       <w:pPr>
+        <w:rPr>
+          <w:sz w:val="36"/>
+          <w:szCs w:val="36"/>
+        </w:rPr>
+      </w:pPr>
+    </w:p>
+    <w:p>
+      <w:pPr>
+        <w:rPr>
+          <w:sz w:val="36"/>
+          <w:szCs w:val="36"/>
+        </w:rPr>
+      </w:pPr>
+    </w:p>
+    <w:p>
+      <w:pPr>
+        <w:rPr>
+          <w:sz w:val="36"/>
+          <w:szCs w:val="36"/>
+        </w:rPr>
+      </w:pPr>
+    </w:p>
+    <w:p>
+      <w:pPr>
+        <w:rPr>
+          <w:sz w:val="36"/>
+          <w:szCs w:val="36"/>
+        </w:rPr>
+      </w:pPr>
+    </w:p>
+    <w:p>
+      <w:pPr>
+        <w:rPr>
+          <w:sz w:val="36"/>
+          <w:szCs w:val="36"/>
+        </w:rPr>
+      </w:pPr>
+    </w:p>
+    <w:p>
+      <w:pPr>
+        <w:rPr>
+          <w:sz w:val="36"/>
+          <w:szCs w:val="36"/>
+        </w:rPr>
+      </w:pPr>
+    </w:p>
+    <w:p>
+      <w:pPr>
+        <w:rPr>
+          <w:sz w:val="36"/>
+          <w:szCs w:val="36"/>
+        </w:rPr>
+      </w:pPr>
+    </w:p>
+    <w:p>
+      <w:pPr>
+        <w:rPr>
+          <w:sz w:val="36"/>
+          <w:szCs w:val="36"/>
+        </w:rPr>
+      </w:pPr>
+      <w:r>
+        <w:rPr>
+          <w:sz w:val="36"/>
+          <w:szCs w:val="36"/>
+        </w:rPr>
+        <w:lastRenderedPageBreak/>
+        <w:t xml:space="preserve">En basit tabiriyle </w:t>
+      </w:r>
+      <w:proofErr w:type="spellStart"/>
+      <w:r>
+        <w:rPr>
+          <w:sz w:val="36"/>
+          <w:szCs w:val="36"/>
+        </w:rPr>
+        <w:t>Pandas</w:t>
+      </w:r>
+      <w:proofErr w:type="spellEnd"/>
+      <w:r>
+        <w:rPr>
+          <w:sz w:val="36"/>
+          <w:szCs w:val="36"/>
+        </w:rPr>
+        <w:t>; Python programlama dili için geliştirilmiş, verileri hızlı ve esnek bir şekilde analiz etmenizi, temizlemenizi ve manipüle etmenizi sağlayan en popüler kütüphanedir. Excel'in kodla kontrol edilen çok daha güçlü bir versiyonu gibi düşünebilirsin.</w:t>
+      </w:r>
+    </w:p>
+    <w:p>
+      <w:pPr>
+        <w:rPr>
+          <w:b/>
+          <w:bCs/>
+          <w:sz w:val="36"/>
+          <w:szCs w:val="36"/>
+        </w:rPr>
+      </w:pPr>
+      <w:r>
+        <w:rPr>
+          <w:b/>
+          <w:bCs/>
+          <w:sz w:val="36"/>
+          <w:szCs w:val="36"/>
+        </w:rPr>
+        <w:t xml:space="preserve">1. </w:t>
+      </w:r>
+      <w:proofErr w:type="spellStart"/>
+      <w:r>
+        <w:rPr>
+          <w:b/>
+          <w:bCs/>
+          <w:sz w:val="36"/>
+          <w:szCs w:val="36"/>
+        </w:rPr>
+        <w:t>Pandas'ın</w:t>
+      </w:r>
+      <w:proofErr w:type="spellEnd"/>
+      <w:r>
+        <w:rPr>
+          <w:b/>
+          <w:bCs/>
+          <w:sz w:val="36"/>
+          <w:szCs w:val="36"/>
+        </w:rPr>
+        <w:t xml:space="preserve"> Temel Yapı Taşları</w:t>
+      </w:r>
+    </w:p>
+    <w:p>
+      <w:pPr>
+        <w:rPr>
+          <w:sz w:val="36"/>
+          <w:szCs w:val="36"/>
+        </w:rPr>
+      </w:pPr>
+      <w:proofErr w:type="spellStart"/>
+      <w:r>
+        <w:rPr>
+          <w:sz w:val="36"/>
+          <w:szCs w:val="36"/>
+        </w:rPr>
+        <w:t>Pandas</w:t>
+      </w:r>
+      <w:proofErr w:type="spellEnd"/>
+      <w:r>
+        <w:rPr>
+          <w:sz w:val="36"/>
+          <w:szCs w:val="36"/>
+        </w:rPr>
+        <w:t xml:space="preserve"> iki ana veri yapısı üzerine kuruludur:</w:t>
+      </w:r>
+    </w:p>
+    <w:p>
+      <w:pPr>
+        <w:numPr>
+          <w:ilvl w:val="0"/>
+          <w:numId w:val="6"/>
+        </w:numPr>
+        <w:rPr>
+          <w:sz w:val="36"/>
+          <w:szCs w:val="36"/>
+        </w:rPr>
+      </w:pPr>
+      <w:r>
+        <w:rPr>
+          <w:b/>
+          <w:bCs/>
+          <w:sz w:val="36"/>
+          <w:szCs w:val="36"/>
+        </w:rPr>
+        <w:t>Series:</w:t>
+      </w:r>
+      <w:r>
+        <w:rPr>
+          <w:sz w:val="36"/>
+          <w:szCs w:val="36"/>
+        </w:rPr>
+        <w:t xml:space="preserve"> Tek boyutlu bir veri yapısıdır. Bir sütundan veya bir listeden oluşur.</w:t>
+      </w:r>
+    </w:p>
+    <w:p>
+      <w:pPr>
+        <w:numPr>
+          <w:ilvl w:val="0"/>
+          <w:numId w:val="6"/>
+        </w:numPr>
+        <w:rPr>
+          <w:sz w:val="36"/>
+          <w:szCs w:val="36"/>
+        </w:rPr>
+      </w:pPr>
+      <w:proofErr w:type="spellStart"/>
+      <w:r>
+        <w:rPr>
+          <w:b/>
+          <w:bCs/>
+          <w:sz w:val="36"/>
+          <w:szCs w:val="36"/>
+        </w:rPr>
+        <w:t>DataFrame</w:t>
+      </w:r>
+      <w:proofErr w:type="spellEnd"/>
+      <w:r>
+        <w:rPr>
+          <w:b/>
+          <w:bCs/>
+          <w:sz w:val="36"/>
+          <w:szCs w:val="36"/>
+        </w:rPr>
+        <w:t>:</w:t>
+      </w:r>
+      <w:r>
+        <w:rPr>
+          <w:sz w:val="36"/>
+          <w:szCs w:val="36"/>
+        </w:rPr>
+        <w:t xml:space="preserve"> </w:t>
+      </w:r>
+      <w:proofErr w:type="spellStart"/>
+      <w:r>
+        <w:rPr>
+          <w:sz w:val="36"/>
+          <w:szCs w:val="36"/>
+        </w:rPr>
+        <w:t>Pandas'ın</w:t>
+      </w:r>
+      <w:proofErr w:type="spellEnd"/>
+      <w:r>
+        <w:rPr>
+          <w:sz w:val="36"/>
+          <w:szCs w:val="36"/>
+        </w:rPr>
+        <w:t xml:space="preserve"> kalbidir. Satır ve sütunlardan oluşan, tıpkı bir SQL tablosu veya Excel sayfası gibi iki boyutlu bir tablodur.</w:t>
+      </w:r>
+    </w:p>
+    <w:p>
+      <w:pPr>
+        <w:rPr>
+          <w:b/>
+          <w:bCs/>
+          <w:sz w:val="36"/>
+          <w:szCs w:val="36"/>
+        </w:rPr>
+      </w:pPr>
+      <w:r>
+        <w:rPr>
+          <w:b/>
+          <w:bCs/>
+          <w:sz w:val="36"/>
+          <w:szCs w:val="36"/>
+        </w:rPr>
+        <w:t xml:space="preserve">2. Neden </w:t>
+      </w:r>
+      <w:proofErr w:type="spellStart"/>
+      <w:r>
+        <w:rPr>
+          <w:b/>
+          <w:bCs/>
+          <w:sz w:val="36"/>
+          <w:szCs w:val="36"/>
+        </w:rPr>
+        <w:t>Pandas</w:t>
+      </w:r>
+      <w:proofErr w:type="spellEnd"/>
+      <w:r>
+        <w:rPr>
+          <w:b/>
+          <w:bCs/>
+          <w:sz w:val="36"/>
+          <w:szCs w:val="36"/>
+        </w:rPr>
+        <w:t xml:space="preserve"> Kullanmalısın?</w:t>
+      </w:r>
+    </w:p>
+    <w:p>
+      <w:pPr>
+        <w:rPr>
+          <w:sz w:val="36"/>
+          <w:szCs w:val="36"/>
+        </w:rPr>
+      </w:pPr>
+      <w:r>
+        <w:rPr>
+          <w:sz w:val="36"/>
+          <w:szCs w:val="36"/>
+        </w:rPr>
+        <w:t xml:space="preserve">Eğer elinde büyük bir veri seti varsa (CSV, Excel, SQL veya JSON formatında), </w:t>
+      </w:r>
+      <w:proofErr w:type="spellStart"/>
+      <w:r>
+        <w:rPr>
+          <w:sz w:val="36"/>
+          <w:szCs w:val="36"/>
+        </w:rPr>
+        <w:t>Pandas</w:t>
+      </w:r>
+      <w:proofErr w:type="spellEnd"/>
+      <w:r>
+        <w:rPr>
+          <w:sz w:val="36"/>
+          <w:szCs w:val="36"/>
+        </w:rPr>
+        <w:t xml:space="preserve"> ile şunları saniyeler içinde yapabilirsin:</w:t>
+      </w:r>
+    </w:p>
+    <w:p>
+      <w:pPr>
+        <w:numPr>
+          <w:ilvl w:val="0"/>
+          <w:numId w:val="7"/>
+        </w:numPr>
+        <w:rPr>
+          <w:sz w:val="36"/>
+          <w:szCs w:val="36"/>
+        </w:rPr>
+      </w:pPr>
+      <w:r>
+        <w:rPr>
+          <w:b/>
+          <w:bCs/>
+          <w:sz w:val="36"/>
+          <w:szCs w:val="36"/>
+        </w:rPr>
+        <w:t>Veri Temizleme:</w:t>
+      </w:r>
+      <w:r>
+        <w:rPr>
+          <w:sz w:val="36"/>
+          <w:szCs w:val="36"/>
+        </w:rPr>
+        <w:t xml:space="preserve"> Eksik verileri (</w:t>
+      </w:r>
+      <w:proofErr w:type="spellStart"/>
+      <w:r>
+        <w:rPr>
+          <w:sz w:val="36"/>
+          <w:szCs w:val="36"/>
+        </w:rPr>
+        <w:t>NaN</w:t>
+      </w:r>
+      <w:proofErr w:type="spellEnd"/>
+      <w:r>
+        <w:rPr>
+          <w:sz w:val="36"/>
+          <w:szCs w:val="36"/>
+        </w:rPr>
+        <w:t>) bulup doldurabilir veya silebilirsin.</w:t>
+      </w:r>
+    </w:p>
+    <w:p>
+      <w:pPr>
+        <w:numPr>
+          <w:ilvl w:val="0"/>
+          <w:numId w:val="7"/>
+        </w:numPr>
+        <w:rPr>
+          <w:sz w:val="36"/>
+          <w:szCs w:val="36"/>
+        </w:rPr>
+      </w:pPr>
+      <w:r>
+        <w:rPr>
+          <w:b/>
+          <w:bCs/>
+          <w:sz w:val="36"/>
+          <w:szCs w:val="36"/>
+        </w:rPr>
+        <w:t>Filtreleme:</w:t>
+      </w:r>
+      <w:r>
+        <w:rPr>
+          <w:sz w:val="36"/>
+          <w:szCs w:val="36"/>
+        </w:rPr>
+        <w:t xml:space="preserve"> "Sadece 30 yaşından büyük ve İstanbul'da yaşayan kullanıcıları getir" gibi karmaşık sorguları tek satırda yazabilirsin.</w:t>
+      </w:r>
+    </w:p>
+    <w:p>
+      <w:pPr>
+        <w:numPr>
+          <w:ilvl w:val="0"/>
+          <w:numId w:val="7"/>
+        </w:numPr>
+        <w:rPr>
+          <w:sz w:val="36"/>
+          <w:szCs w:val="36"/>
+        </w:rPr>
+      </w:pPr>
+      <w:r>
+        <w:rPr>
+          <w:b/>
+          <w:bCs/>
+          <w:sz w:val="36"/>
+          <w:szCs w:val="36"/>
+        </w:rPr>
+        <w:t>Gruplama:</w:t>
+      </w:r>
+      <w:r>
+        <w:rPr>
+          <w:sz w:val="36"/>
+          <w:szCs w:val="36"/>
+        </w:rPr>
+        <w:t xml:space="preserve"> Verileri belirli kategorilere göre gruplayıp (</w:t>
+      </w:r>
+      <w:proofErr w:type="spellStart"/>
+      <w:r>
+        <w:rPr>
+          <w:sz w:val="36"/>
+          <w:szCs w:val="36"/>
+        </w:rPr>
+        <w:t>groupby</w:t>
+      </w:r>
+      <w:proofErr w:type="spellEnd"/>
+      <w:r>
+        <w:rPr>
+          <w:sz w:val="36"/>
+          <w:szCs w:val="36"/>
+        </w:rPr>
+        <w:t>) toplamlarını, ortalamalarını veya istatistiklerini alabilirsin.</w:t>
+      </w:r>
+    </w:p>
+    <w:p>
+      <w:pPr>
+        <w:numPr>
+          <w:ilvl w:val="0"/>
+          <w:numId w:val="7"/>
+        </w:numPr>
+        <w:rPr>
+          <w:sz w:val="36"/>
+          <w:szCs w:val="36"/>
+        </w:rPr>
+      </w:pPr>
+      <w:r>
+        <w:rPr>
+          <w:b/>
+          <w:bCs/>
+          <w:sz w:val="36"/>
+          <w:szCs w:val="36"/>
+        </w:rPr>
+        <w:t>Hız:</w:t>
+      </w:r>
+      <w:r>
+        <w:rPr>
+          <w:sz w:val="36"/>
+          <w:szCs w:val="36"/>
+        </w:rPr>
+        <w:t xml:space="preserve"> Milyonlarca satırlık veriyi, standart Python listelerine kıyasla çok daha hızlı işler.</w:t>
+      </w:r>
+    </w:p>
+    <w:p>
+      <w:pPr>
+        <w:ind w:left="360"/>
         <w:rPr>
           <w:sz w:val="36"/>
           <w:szCs w:val="36"/>
@@ -2479,6 +2929,155 @@
 <file path=word/numbering.xml><?xml version="1.0" encoding="utf-8"?>
 <w:numbering xmlns:wpc="http://schemas.microsoft.com/office/word/2010/wordprocessingCanvas" xmlns:cx="http://schemas.microsoft.com/office/drawing/2014/chartex" xmlns:cx1="http://schemas.microsoft.com/office/drawing/2015/9/8/chartex" xmlns:cx2="http://schemas.microsoft.com/office/drawing/2015/10/21/chartex" xmlns:cx3="http://schemas.microsoft.com/office/drawing/2016/5/9/chartex" xmlns:cx4="http://schemas.microsoft.com/office/drawing/2016/5/10/chartex" xmlns:cx5="http://schemas.microsoft.com/office/drawing/2016/5/11/chartex" xmlns:cx6="http://schemas.microsoft.com/office/drawing/2016/5/12/chartex" xmlns:cx7="http://schemas.microsoft.com/office/drawing/2016/5/13/chartex" xmlns:cx8="http://schemas.microsoft.com/office/drawing/2016/5/14/chartex" xmlns:mc="http://schemas.openxmlformats.org/markup-compatibility/2006" xmlns:aink="http://schemas.microsoft.com/office/drawing/2016/ink" xmlns:am3d="http://schemas.microsoft.com/office/drawing/2017/model3d" xmlns:o="urn:schemas-microsoft-com:office:office" xmlns:oel="http://schemas.microsoft.com/office/2019/extlst" xmlns:r="http://schemas.openxmlformats.org/officeDocument/2006/relationships" xmlns:m="http://schemas.openxmlformats.org/officeDocument/2006/math" xmlns:v="urn:schemas-microsoft-com:vml" xmlns:wp14="http://schemas.microsoft.com/office/word/2010/wordprocessingDrawing" xmlns:wp="http://schemas.openxmlformats.org/drawingml/2006/wordprocessingDrawing" xmlns:w10="urn:schemas-microsoft-com:office:word" xmlns:w="http://schemas.openxmlformats.org/wordprocessingml/2006/main" xmlns:w14="http://schemas.microsoft.com/office/word/2010/wordml" xmlns:w15="http://schemas.microsoft.com/office/word/2012/wordml" xmlns:w16cex="http://schemas.microsoft.com/office/word/2018/wordml/cex" xmlns:w16cid="http://schemas.microsoft.com/office/word/2016/wordml/cid" xmlns:w16="http://schemas.microsoft.com/office/word/2018/wordml" xmlns:w16du="http://schemas.microsoft.com/office/word/2023/wordml/word16du" xmlns:w16sdtdh="http://schemas.microsoft.com/office/word/2020/wordml/sdtdatahash" xmlns:w16sdtfl="http://schemas.microsoft.com/office/word/2024/wordml/sdtformatlock" xmlns:w16se="http://schemas.microsoft.com/office/word/2015/wordml/symex" xmlns:wpg="http://schemas.microsoft.com/office/word/2010/wordprocessingGroup" xmlns:wpi="http://schemas.microsoft.com/office/word/2010/wordprocessingInk" xmlns:wne="http://schemas.microsoft.com/office/word/2006/wordml" xmlns:wps="http://schemas.microsoft.com/office/word/2010/wordprocessingShape" mc:Ignorable="w14 w15 w16se w16cid w16 w16cex w16sdtdh w16sdtfl w16du wp14">
   <w:abstractNum w:abstractNumId="0" w15:restartNumberingAfterBreak="0">
+    <w:nsid w:val="08AA1B7A"/>
+    <w:multiLevelType w:val="multilevel"/>
+    <w:tmpl w:val="98E89DCA"/>
+    <w:lvl w:ilvl="0">
+      <w:start w:val="1"/>
+      <w:numFmt w:val="bullet"/>
+      <w:lvlText w:val=""/>
+      <w:lvlJc w:val="left"/>
+      <w:pPr>
+        <w:tabs>
+          <w:tab w:val="num" w:pos="720"/>
+        </w:tabs>
+        <w:ind w:left="720" w:hanging="360"/>
+      </w:pPr>
+      <w:rPr>
+        <w:rFonts w:ascii="Symbol" w:hAnsi="Symbol" w:hint="default"/>
+        <w:sz w:val="20"/>
+      </w:rPr>
+    </w:lvl>
+    <w:lvl w:ilvl="1" w:tentative="1">
+      <w:start w:val="1"/>
+      <w:numFmt w:val="bullet"/>
+      <w:lvlText w:val="o"/>
+      <w:lvlJc w:val="left"/>
+      <w:pPr>
+        <w:tabs>
+          <w:tab w:val="num" w:pos="1440"/>
+        </w:tabs>
+        <w:ind w:left="1440" w:hanging="360"/>
+      </w:pPr>
+      <w:rPr>
+        <w:rFonts w:ascii="Courier New" w:hAnsi="Courier New" w:hint="default"/>
+        <w:sz w:val="20"/>
+      </w:rPr>
+    </w:lvl>
+    <w:lvl w:ilvl="2" w:tentative="1">
+      <w:start w:val="1"/>
+      <w:numFmt w:val="bullet"/>
+      <w:lvlText w:val=""/>
+      <w:lvlJc w:val="left"/>
+      <w:pPr>
+        <w:tabs>
+          <w:tab w:val="num" w:pos="2160"/>
+        </w:tabs>
+        <w:ind w:left="2160" w:hanging="360"/>
+      </w:pPr>
+      <w:rPr>
+        <w:rFonts w:ascii="Wingdings" w:hAnsi="Wingdings" w:hint="default"/>
+        <w:sz w:val="20"/>
+      </w:rPr>
+    </w:lvl>
+    <w:lvl w:ilvl="3" w:tentative="1">
+      <w:start w:val="1"/>
+      <w:numFmt w:val="bullet"/>
+      <w:lvlText w:val=""/>
+      <w:lvlJc w:val="left"/>
+      <w:pPr>
+        <w:tabs>
+          <w:tab w:val="num" w:pos="2880"/>
+        </w:tabs>
+        <w:ind w:left="2880" w:hanging="360"/>
+      </w:pPr>
+      <w:rPr>
+        <w:rFonts w:ascii="Wingdings" w:hAnsi="Wingdings" w:hint="default"/>
+        <w:sz w:val="20"/>
+      </w:rPr>
+    </w:lvl>
+    <w:lvl w:ilvl="4" w:tentative="1">
+      <w:start w:val="1"/>
+      <w:numFmt w:val="bullet"/>
+      <w:lvlText w:val=""/>
+      <w:lvlJc w:val="left"/>
+      <w:pPr>
+        <w:tabs>
+          <w:tab w:val="num" w:pos="3600"/>
+        </w:tabs>
+        <w:ind w:left="3600" w:hanging="360"/>
+      </w:pPr>
+      <w:rPr>
+        <w:rFonts w:ascii="Wingdings" w:hAnsi="Wingdings" w:hint="default"/>
+        <w:sz w:val="20"/>
+      </w:rPr>
+    </w:lvl>
+    <w:lvl w:ilvl="5" w:tentative="1">
+      <w:start w:val="1"/>
+      <w:numFmt w:val="bullet"/>
+      <w:lvlText w:val=""/>
+      <w:lvlJc w:val="left"/>
+      <w:pPr>
+        <w:tabs>
+          <w:tab w:val="num" w:pos="4320"/>
+        </w:tabs>
+        <w:ind w:left="4320" w:hanging="360"/>
+      </w:pPr>
+      <w:rPr>
+        <w:rFonts w:ascii="Wingdings" w:hAnsi="Wingdings" w:hint="default"/>
+        <w:sz w:val="20"/>
+      </w:rPr>
+    </w:lvl>
+    <w:lvl w:ilvl="6" w:tentative="1">
+      <w:start w:val="1"/>
+      <w:numFmt w:val="bullet"/>
+      <w:lvlText w:val=""/>
+      <w:lvlJc w:val="left"/>
+      <w:pPr>
+        <w:tabs>
+          <w:tab w:val="num" w:pos="5040"/>
+        </w:tabs>
+        <w:ind w:left="5040" w:hanging="360"/>
+      </w:pPr>
+      <w:rPr>
+        <w:rFonts w:ascii="Wingdings" w:hAnsi="Wingdings" w:hint="default"/>
+        <w:sz w:val="20"/>
+      </w:rPr>
+    </w:lvl>
+    <w:lvl w:ilvl="7" w:tentative="1">
+      <w:start w:val="1"/>
+      <w:numFmt w:val="bullet"/>
+      <w:lvlText w:val=""/>
+      <w:lvlJc w:val="left"/>
+      <w:pPr>
+        <w:tabs>
+          <w:tab w:val="num" w:pos="5760"/>
+        </w:tabs>
+        <w:ind w:left="5760" w:hanging="360"/>
+      </w:pPr>
+      <w:rPr>
+        <w:rFonts w:ascii="Wingdings" w:hAnsi="Wingdings" w:hint="default"/>
+        <w:sz w:val="20"/>
+      </w:rPr>
+    </w:lvl>
+    <w:lvl w:ilvl="8" w:tentative="1">
+      <w:start w:val="1"/>
+      <w:numFmt w:val="bullet"/>
+      <w:lvlText w:val=""/>
+      <w:lvlJc w:val="left"/>
+      <w:pPr>
+        <w:tabs>
+          <w:tab w:val="num" w:pos="6480"/>
+        </w:tabs>
+        <w:ind w:left="6480" w:hanging="360"/>
+      </w:pPr>
+      <w:rPr>
+        <w:rFonts w:ascii="Wingdings" w:hAnsi="Wingdings" w:hint="default"/>
+        <w:sz w:val="20"/>
+      </w:rPr>
+    </w:lvl>
+  </w:abstractNum>
+  <w:abstractNum w:abstractNumId="1" w15:restartNumberingAfterBreak="0">
     <w:nsid w:val="14DE4923"/>
     <w:multiLevelType w:val="multilevel"/>
     <w:tmpl w:val="FADA0368"/>
@@ -2627,7 +3226,7 @@
       </w:rPr>
     </w:lvl>
   </w:abstractNum>
-  <w:abstractNum w:abstractNumId="1" w15:restartNumberingAfterBreak="0">
+  <w:abstractNum w:abstractNumId="2" w15:restartNumberingAfterBreak="0">
     <w:nsid w:val="1FBD4E0E"/>
     <w:multiLevelType w:val="multilevel"/>
     <w:tmpl w:val="7F402290"/>
@@ -2776,7 +3375,156 @@
       </w:rPr>
     </w:lvl>
   </w:abstractNum>
-  <w:abstractNum w:abstractNumId="2" w15:restartNumberingAfterBreak="0">
+  <w:abstractNum w:abstractNumId="3" w15:restartNumberingAfterBreak="0">
+    <w:nsid w:val="2332637B"/>
+    <w:multiLevelType w:val="multilevel"/>
+    <w:tmpl w:val="7CA2CACA"/>
+    <w:lvl w:ilvl="0">
+      <w:start w:val="1"/>
+      <w:numFmt w:val="bullet"/>
+      <w:lvlText w:val=""/>
+      <w:lvlJc w:val="left"/>
+      <w:pPr>
+        <w:tabs>
+          <w:tab w:val="num" w:pos="720"/>
+        </w:tabs>
+        <w:ind w:left="720" w:hanging="360"/>
+      </w:pPr>
+      <w:rPr>
+        <w:rFonts w:ascii="Symbol" w:hAnsi="Symbol" w:hint="default"/>
+        <w:sz w:val="20"/>
+      </w:rPr>
+    </w:lvl>
+    <w:lvl w:ilvl="1" w:tentative="1">
+      <w:start w:val="1"/>
+      <w:numFmt w:val="bullet"/>
+      <w:lvlText w:val="o"/>
+      <w:lvlJc w:val="left"/>
+      <w:pPr>
+        <w:tabs>
+          <w:tab w:val="num" w:pos="1440"/>
+        </w:tabs>
+        <w:ind w:left="1440" w:hanging="360"/>
+      </w:pPr>
+      <w:rPr>
+        <w:rFonts w:ascii="Courier New" w:hAnsi="Courier New" w:hint="default"/>
+        <w:sz w:val="20"/>
+      </w:rPr>
+    </w:lvl>
+    <w:lvl w:ilvl="2" w:tentative="1">
+      <w:start w:val="1"/>
+      <w:numFmt w:val="bullet"/>
+      <w:lvlText w:val=""/>
+      <w:lvlJc w:val="left"/>
+      <w:pPr>
+        <w:tabs>
+          <w:tab w:val="num" w:pos="2160"/>
+        </w:tabs>
+        <w:ind w:left="2160" w:hanging="360"/>
+      </w:pPr>
+      <w:rPr>
+        <w:rFonts w:ascii="Wingdings" w:hAnsi="Wingdings" w:hint="default"/>
+        <w:sz w:val="20"/>
+      </w:rPr>
+    </w:lvl>
+    <w:lvl w:ilvl="3" w:tentative="1">
+      <w:start w:val="1"/>
+      <w:numFmt w:val="bullet"/>
+      <w:lvlText w:val=""/>
+      <w:lvlJc w:val="left"/>
+      <w:pPr>
+        <w:tabs>
+          <w:tab w:val="num" w:pos="2880"/>
+        </w:tabs>
+        <w:ind w:left="2880" w:hanging="360"/>
+      </w:pPr>
+      <w:rPr>
+        <w:rFonts w:ascii="Wingdings" w:hAnsi="Wingdings" w:hint="default"/>
+        <w:sz w:val="20"/>
+      </w:rPr>
+    </w:lvl>
+    <w:lvl w:ilvl="4" w:tentative="1">
+      <w:start w:val="1"/>
+      <w:numFmt w:val="bullet"/>
+      <w:lvlText w:val=""/>
+      <w:lvlJc w:val="left"/>
+      <w:pPr>
+        <w:tabs>
+          <w:tab w:val="num" w:pos="3600"/>
+        </w:tabs>
+        <w:ind w:left="3600" w:hanging="360"/>
+      </w:pPr>
+      <w:rPr>
+        <w:rFonts w:ascii="Wingdings" w:hAnsi="Wingdings" w:hint="default"/>
+        <w:sz w:val="20"/>
+      </w:rPr>
+    </w:lvl>
+    <w:lvl w:ilvl="5" w:tentative="1">
+      <w:start w:val="1"/>
+      <w:numFmt w:val="bullet"/>
+      <w:lvlText w:val=""/>
+      <w:lvlJc w:val="left"/>
+      <w:pPr>
+        <w:tabs>
+          <w:tab w:val="num" w:pos="4320"/>
+        </w:tabs>
+        <w:ind w:left="4320" w:hanging="360"/>
+      </w:pPr>
+      <w:rPr>
+        <w:rFonts w:ascii="Wingdings" w:hAnsi="Wingdings" w:hint="default"/>
+        <w:sz w:val="20"/>
+      </w:rPr>
+    </w:lvl>
+    <w:lvl w:ilvl="6" w:tentative="1">
+      <w:start w:val="1"/>
+      <w:numFmt w:val="bullet"/>
+      <w:lvlText w:val=""/>
+      <w:lvlJc w:val="left"/>
+      <w:pPr>
+        <w:tabs>
+          <w:tab w:val="num" w:pos="5040"/>
+        </w:tabs>
+        <w:ind w:left="5040" w:hanging="360"/>
+      </w:pPr>
+      <w:rPr>
+        <w:rFonts w:ascii="Wingdings" w:hAnsi="Wingdings" w:hint="default"/>
+        <w:sz w:val="20"/>
+      </w:rPr>
+    </w:lvl>
+    <w:lvl w:ilvl="7" w:tentative="1">
+      <w:start w:val="1"/>
+      <w:numFmt w:val="bullet"/>
+      <w:lvlText w:val=""/>
+      <w:lvlJc w:val="left"/>
+      <w:pPr>
+        <w:tabs>
+          <w:tab w:val="num" w:pos="5760"/>
+        </w:tabs>
+        <w:ind w:left="5760" w:hanging="360"/>
+      </w:pPr>
+      <w:rPr>
+        <w:rFonts w:ascii="Wingdings" w:hAnsi="Wingdings" w:hint="default"/>
+        <w:sz w:val="20"/>
+      </w:rPr>
+    </w:lvl>
+    <w:lvl w:ilvl="8" w:tentative="1">
+      <w:start w:val="1"/>
+      <w:numFmt w:val="bullet"/>
+      <w:lvlText w:val=""/>
+      <w:lvlJc w:val="left"/>
+      <w:pPr>
+        <w:tabs>
+          <w:tab w:val="num" w:pos="6480"/>
+        </w:tabs>
+        <w:ind w:left="6480" w:hanging="360"/>
+      </w:pPr>
+      <w:rPr>
+        <w:rFonts w:ascii="Wingdings" w:hAnsi="Wingdings" w:hint="default"/>
+        <w:sz w:val="20"/>
+      </w:rPr>
+    </w:lvl>
+  </w:abstractNum>
+  <w:abstractNum w:abstractNumId="4" w15:restartNumberingAfterBreak="0">
     <w:nsid w:val="49BA2675"/>
     <w:multiLevelType w:val="multilevel"/>
     <w:tmpl w:val="2F1A462A"/>
@@ -2889,7 +3637,7 @@
       </w:pPr>
     </w:lvl>
   </w:abstractNum>
-  <w:abstractNum w:abstractNumId="3" w15:restartNumberingAfterBreak="0">
+  <w:abstractNum w:abstractNumId="5" w15:restartNumberingAfterBreak="0">
     <w:nsid w:val="73AC6D65"/>
     <w:multiLevelType w:val="multilevel"/>
     <w:tmpl w:val="00BEF3C2"/>
@@ -3038,7 +3786,7 @@
       </w:rPr>
     </w:lvl>
   </w:abstractNum>
-  <w:abstractNum w:abstractNumId="4" w15:restartNumberingAfterBreak="0">
+  <w:abstractNum w:abstractNumId="6" w15:restartNumberingAfterBreak="0">
     <w:nsid w:val="796A3660"/>
     <w:multiLevelType w:val="multilevel"/>
     <w:tmpl w:val="99665A46"/>
@@ -3188,19 +3936,25 @@
     </w:lvl>
   </w:abstractNum>
   <w:num w:numId="1" w16cid:durableId="742685513">
+    <w:abstractNumId w:val="2"/>
+  </w:num>
+  <w:num w:numId="2" w16cid:durableId="301808945">
     <w:abstractNumId w:val="1"/>
   </w:num>
-  <w:num w:numId="2" w16cid:durableId="301808945">
-    <w:abstractNumId w:val="0"/>
-  </w:num>
   <w:num w:numId="3" w16cid:durableId="632714003">
-    <w:abstractNumId w:val="2"/>
+    <w:abstractNumId w:val="4"/>
   </w:num>
   <w:num w:numId="4" w16cid:durableId="1661230027">
-    <w:abstractNumId w:val="4"/>
+    <w:abstractNumId w:val="6"/>
   </w:num>
   <w:num w:numId="5" w16cid:durableId="110444652">
+    <w:abstractNumId w:val="5"/>
+  </w:num>
+  <w:num w:numId="6" w16cid:durableId="717978512">
     <w:abstractNumId w:val="3"/>
+  </w:num>
+  <w:num w:numId="7" w16cid:durableId="1819804109">
+    <w:abstractNumId w:val="0"/>
   </w:num>
 </w:numbering>
 </file>
@@ -3808,6 +4562,7 @@
   <w:style w:type="character" w:default="1" w:styleId="VarsaylanParagrafYazTipi">
     <w:name w:val="Default Paragraph Font"/>
     <w:uiPriority w:val="1"/>
+    <w:semiHidden/>
     <w:unhideWhenUsed/>
   </w:style>
   <w:style w:type="table" w:default="1" w:styleId="NormalTablo">
